--- a/course_development/domains/active_inference_robotics/03_control_estimation/05_action/output/lecture-content/05_action-module.docx
+++ b/course_development/domains/active_inference_robotics/03_control_estimation/05_action/output/lecture-content/05_action-module.docx
@@ -19,7 +19,7 @@
     </w:p>
     <w:p>
       <w:r>
-        <w:t>This module explores Action . In the Robotics curriculum, we approach this topic with a focus on specific applications and theoretical depth appropriate for the audience. Action is a critical component of the 8-part Active Inference spine, bridging the gap between [Previous Topic] and [Next Topic].</w:t>
+        <w:t>This module explores Action . In the Robotics curriculum, we approach this topic with a focus on specific applications and theoretical depth appropriate for the audience. Action is a critical component of the 8-part Active Inference spine, bridging the gap between Cognition and Learning.</w:t>
       </w:r>
     </w:p>
     <w:p>
@@ -66,9 +66,9 @@
       <w:r>
         <w:t>In Robotics, we see Action manifest in:</w:t>
         <w:br/>
-        <w:t>* Specific Example 1 : [Add domain-specific example here]</w:t>
+        <w:t>* Specific Example 1 : A Linear Quadratic Regulator (LQR) controlling a balancing inverted pendulum robot generates motor torques that minimize a quadratic cost function (weighting position error and control effort), which can be interpreted as an Active Inference action policy where the Q matrix encodes the precision of preferred states (upright position) and the R matrix encodes the cost of acting -- the resulting Riccati-equation solution yields the optimal feedback gain that minimizes expected free energy under linear-Gaussian assumptions.</w:t>
         <w:br/>
-        <w:t>* Specific Example 2 : [Add domain-specific example here]</w:t>
+        <w:t>* Specific Example 2 : An impedance controller on a robotic manipulator performing surface polishing generates torque commands that make the end-effector behave as a virtual mass-spring-damper system, where the "spring" pulls the tool toward the desired contact force (the prior preference) and the "damper" suppresses oscillations; in Active Inference terms, the impedance parameters set the precision of the agent's action model, and the controller continuously acts to minimize the discrepancy between desired and measured interaction forces at 1 kHz.</w:t>
       </w:r>
     </w:p>
     <w:p>
